--- a/Project/Ideation.docx
+++ b/Project/Ideation.docx
@@ -24,12 +24,32 @@
           <w:rPr>
             <w:rStyle w:val="Hyperlink"/>
           </w:rPr>
+          <w:t>Modular Rural Cabins</w:t>
+        </w:r>
+      </w:hyperlink>
+    </w:p>
+    <w:p>
+      <w:hyperlink r:id="rId5" w:history="1">
+        <w:r>
+          <w:rPr>
+            <w:rStyle w:val="Hyperlink"/>
+          </w:rPr>
           <w:t>Gass Station</w:t>
         </w:r>
       </w:hyperlink>
       <w:r>
         <w:t xml:space="preserve"> </w:t>
       </w:r>
+    </w:p>
+    <w:p>
+      <w:hyperlink r:id="rId6" w:history="1">
+        <w:r>
+          <w:rPr>
+            <w:rStyle w:val="Hyperlink"/>
+          </w:rPr>
+          <w:t>Desert City</w:t>
+        </w:r>
+      </w:hyperlink>
     </w:p>
     <w:p>
       <w:r>
@@ -664,7 +684,6 @@
   <w:style w:type="character" w:default="1" w:styleId="DefaultParagraphFont">
     <w:name w:val="Default Paragraph Font"/>
     <w:uiPriority w:val="1"/>
-    <w:semiHidden/>
     <w:unhideWhenUsed/>
   </w:style>
   <w:style w:type="table" w:default="1" w:styleId="TableNormal">

--- a/Project/Ideation.docx
+++ b/Project/Ideation.docx
@@ -55,11 +55,9 @@
       <w:r>
         <w:t>Tons of Korean Assets – (</w:t>
       </w:r>
-      <w:proofErr w:type="spellStart"/>
       <w:r>
-        <w:t>Backgronud</w:t>
+        <w:t>Background</w:t>
       </w:r>
-      <w:proofErr w:type="spellEnd"/>
       <w:r>
         <w:t xml:space="preserve">/world </w:t>
       </w:r>
@@ -73,6 +71,22 @@
       </w:r>
     </w:p>
     <w:p/>
+    <w:p/>
+    <w:p>
+      <w:r>
+        <w:t>To Do RN: (week 4 and 5 on the project proposal form)</w:t>
+      </w:r>
+    </w:p>
+    <w:p>
+      <w:r>
+        <w:t xml:space="preserve">Create the set location </w:t>
+      </w:r>
+    </w:p>
+    <w:p>
+      <w:r>
+        <w:t xml:space="preserve">Start the First Prototype </w:t>
+      </w:r>
+    </w:p>
     <w:sectPr>
       <w:pgSz w:w="11906" w:h="16838"/>
       <w:pgMar w:top="1440" w:right="1440" w:bottom="1440" w:left="1440" w:header="708" w:footer="708" w:gutter="0"/>
@@ -684,6 +698,7 @@
   <w:style w:type="character" w:default="1" w:styleId="DefaultParagraphFont">
     <w:name w:val="Default Paragraph Font"/>
     <w:uiPriority w:val="1"/>
+    <w:semiHidden/>
     <w:unhideWhenUsed/>
   </w:style>
   <w:style w:type="table" w:default="1" w:styleId="TableNormal">
